--- a/Documentacion_App_Encuestas.docx
+++ b/Documentacion_App_Encuestas.docx
@@ -103,15 +103,7 @@
           <w:lang w:val="es-BO"/>
         </w:rPr>
         <w:br/>
-        <w:t>Docente, Facilitador, Supervis</w:t>
-      </w:r>
-      <w:r>
-        <w:rPr>
-          <w:color w:val="000000" w:themeColor="text1"/>
-          <w:sz w:val="28"/>
-          <w:lang w:val="es-BO"/>
-        </w:rPr>
-        <w:t>or y Asignatura</w:t>
+        <w:t>Docente, Facilitador, Supervisor y Asignatura</w:t>
       </w:r>
     </w:p>
     <w:p>
@@ -224,14 +216,7 @@
           <w:color w:val="000000" w:themeColor="text1"/>
           <w:lang w:val="es-BO"/>
         </w:rPr>
-        <w:t xml:space="preserve">2. Descripción </w:t>
-      </w:r>
-      <w:r>
-        <w:rPr>
-          <w:color w:val="000000" w:themeColor="text1"/>
-          <w:lang w:val="es-BO"/>
-        </w:rPr>
-        <w:t>General</w:t>
+        <w:t>2. Descripción General</w:t>
       </w:r>
     </w:p>
     <w:p>
@@ -375,14 +360,7 @@
           <w:color w:val="000000" w:themeColor="text1"/>
           <w:lang w:val="es-BO"/>
         </w:rPr>
-        <w:t>11. Recome</w:t>
-      </w:r>
-      <w:r>
-        <w:rPr>
-          <w:color w:val="000000" w:themeColor="text1"/>
-          <w:lang w:val="es-BO"/>
-        </w:rPr>
-        <w:t>ndaciones</w:t>
+        <w:t>11. Recomendaciones</w:t>
       </w:r>
     </w:p>
     <w:p>
@@ -445,43 +423,22 @@
           <w:color w:val="000000" w:themeColor="text1"/>
           <w:lang w:val="es-BO"/>
         </w:rPr>
-        <w:t xml:space="preserve"> que permite analizar los resultados de encuestas de satisfacción estudiantil exportadas desde la plataforma Moodle en formato </w:t>
-      </w:r>
-      <w:r>
-        <w:rPr>
-          <w:color w:val="000000" w:themeColor="text1"/>
-          <w:lang w:val="es-BO"/>
-        </w:rPr>
-        <w:t>Microsoft Excel (.xlsx). La aplicación procesa evaluaciones correspondientes a cuatro roles académicos: Docente, Facilitador, Supervisor y Asignatura, cada uno evaluado por distintos actores (estudiantes, equipos de carrera, supervisores, facilitadores y e</w:t>
-      </w:r>
-      <w:r>
-        <w:rPr>
-          <w:color w:val="000000" w:themeColor="text1"/>
-          <w:lang w:val="es-BO"/>
-        </w:rPr>
-        <w:t>quipo pedagógico).</w:t>
-      </w:r>
-    </w:p>
-    <w:p>
-      <w:pPr>
-        <w:rPr>
-          <w:color w:val="000000" w:themeColor="text1"/>
-          <w:lang w:val="es-BO"/>
-        </w:rPr>
-      </w:pPr>
-      <w:r>
-        <w:rPr>
-          <w:color w:val="000000" w:themeColor="text1"/>
-          <w:lang w:val="es-BO"/>
-        </w:rPr>
-        <w:t>El sistema ofrece visualizaciones interactivas, tablas comparativas, gráficos de radar, barras apiladas y mapas de calor, permitiendo a los usuarios identificar fortalezas y debilidades en distintas dimensiones pedagógicas. Todo el proce</w:t>
-      </w:r>
-      <w:r>
-        <w:rPr>
-          <w:color w:val="000000" w:themeColor="text1"/>
-          <w:lang w:val="es-BO"/>
-        </w:rPr>
-        <w:t>samiento se realiza en memoria durante la sesión del usuario, sin necesidad de bases de datos ni conexión a internet (una vez cargada la página).</w:t>
+        <w:t xml:space="preserve"> que permite analizar los resultados de encuestas de satisfacción estudiantil exportadas desde la plataforma Moodle en formato Microsoft Excel (.xlsx). La aplicación procesa evaluaciones correspondientes a cuatro roles académicos: Docente, Facilitador, Supervisor y Asignatura, cada uno evaluado por distintos actores (estudiantes, equipos de carrera, supervisores, facilitadores y equipo pedagógico).</w:t>
+      </w:r>
+    </w:p>
+    <w:p>
+      <w:pPr>
+        <w:rPr>
+          <w:color w:val="000000" w:themeColor="text1"/>
+          <w:lang w:val="es-BO"/>
+        </w:rPr>
+      </w:pPr>
+      <w:r>
+        <w:rPr>
+          <w:color w:val="000000" w:themeColor="text1"/>
+          <w:lang w:val="es-BO"/>
+        </w:rPr>
+        <w:t>El sistema ofrece visualizaciones interactivas, tablas comparativas, gráficos de radar, barras apiladas y mapas de calor, permitiendo a los usuarios identificar fortalezas y debilidades en distintas dimensiones pedagógicas. Todo el procesamiento se realiza en memoria durante la sesión del usuario, sin necesidad de bases de datos ni conexión a internet (una vez cargada la página).</w:t>
       </w:r>
     </w:p>
     <w:p>
@@ -512,14 +469,7 @@
           <w:color w:val="000000" w:themeColor="text1"/>
           <w:lang w:val="es-BO"/>
         </w:rPr>
-        <w:t>La aplicación permite a los usuarios cargar archivos Excel provenientes de las encuesta</w:t>
-      </w:r>
-      <w:r>
-        <w:rPr>
-          <w:color w:val="000000" w:themeColor="text1"/>
-          <w:lang w:val="es-BO"/>
-        </w:rPr>
-        <w:t>s de satisfacción de Moodle, organizarlos según el tipo de evaluado (Docente, Facilitador, Supervisor o Asignatura) y el evaluador correspondiente, y luego visualizar los resultados a través de las siguientes secciones:</w:t>
+        <w:t>La aplicación permite a los usuarios cargar archivos Excel provenientes de las encuestas de satisfacción de Moodle, organizarlos según el tipo de evaluado (Docente, Facilitador, Supervisor o Asignatura) y el evaluador correspondiente, y luego visualizar los resultados a través de las siguientes secciones:</w:t>
       </w:r>
     </w:p>
     <w:p>
@@ -542,14 +492,7 @@
           <w:color w:val="000000" w:themeColor="text1"/>
           <w:lang w:val="es-BO"/>
         </w:rPr>
-        <w:t>Interfaz para subir ar</w:t>
-      </w:r>
-      <w:r>
-        <w:rPr>
-          <w:color w:val="000000" w:themeColor="text1"/>
-          <w:lang w:val="es-BO"/>
-        </w:rPr>
-        <w:t>chivos Excel organizados por tipo de evaluado y evaluador.</w:t>
+        <w:t>Interfaz para subir archivos Excel organizados por tipo de evaluado y evaluador.</w:t>
       </w:r>
     </w:p>
     <w:p>
@@ -611,14 +554,7 @@
           <w:color w:val="000000" w:themeColor="text1"/>
           <w:lang w:val="es-BO"/>
         </w:rPr>
-        <w:t xml:space="preserve"> y muestra rankin</w:t>
-      </w:r>
-      <w:r>
-        <w:rPr>
-          <w:color w:val="000000" w:themeColor="text1"/>
-          <w:lang w:val="es-BO"/>
-        </w:rPr>
-        <w:t>gs.</w:t>
+        <w:t xml:space="preserve"> y muestra rankings.</w:t>
       </w:r>
     </w:p>
     <w:p>
@@ -656,14 +592,7 @@
           <w:color w:val="000000" w:themeColor="text1"/>
           <w:lang w:val="es-BO"/>
         </w:rPr>
-        <w:t>Cada evaluación se compone de un conjunto de preguntas agrupadas en dimensiones pedagógicas. Las respuesta</w:t>
-      </w:r>
-      <w:r>
-        <w:rPr>
-          <w:color w:val="000000" w:themeColor="text1"/>
-          <w:lang w:val="es-BO"/>
-        </w:rPr>
-        <w:t>s se califican en una escala de 3 puntos (Sí, A veces, No), y el sistema calcula un puntaje promedio ponderado para cada pregunta, cada dimensión y el total general.</w:t>
+        <w:t>Cada evaluación se compone de un conjunto de preguntas agrupadas en dimensiones pedagógicas. Las respuestas se califican en una escala de 3 puntos (Sí, A veces, No), y el sistema calcula un puntaje promedio ponderado para cada pregunta, cada dimensión y el total general.</w:t>
       </w:r>
     </w:p>
     <w:p>
@@ -774,13 +703,7 @@
               <w:rPr>
                 <w:color w:val="000000" w:themeColor="text1"/>
               </w:rPr>
-              <w:t>Lenguaje de programación pri</w:t>
-            </w:r>
-            <w:r>
-              <w:rPr>
-                <w:color w:val="000000" w:themeColor="text1"/>
-              </w:rPr>
-              <w:t>ncipal.</w:t>
+              <w:t>Lenguaje de programación principal.</w:t>
             </w:r>
           </w:p>
         </w:tc>
@@ -911,14 +834,7 @@
                 <w:color w:val="000000" w:themeColor="text1"/>
                 <w:lang w:val="es-BO"/>
               </w:rPr>
-              <w:t xml:space="preserve">Biblioteca de manipulación de datos. Se utiliza </w:t>
-            </w:r>
-            <w:r>
-              <w:rPr>
-                <w:color w:val="000000" w:themeColor="text1"/>
-                <w:lang w:val="es-BO"/>
-              </w:rPr>
-              <w:t xml:space="preserve">para estructurar los datos extraídos, </w:t>
+              <w:t xml:space="preserve">Biblioteca de manipulación de datos. Se utiliza para estructurar los datos extraídos, </w:t>
             </w:r>
             <w:r>
               <w:rPr>
@@ -996,14 +912,7 @@
                 <w:color w:val="000000" w:themeColor="text1"/>
                 <w:lang w:val="es-BO"/>
               </w:rPr>
-              <w:t xml:space="preserve">Biblioteca de visualización interactiva. Genera gráficos de barras, barras apiladas al 100%, gráficos circulares (pie </w:t>
-            </w:r>
-            <w:r>
-              <w:rPr>
-                <w:color w:val="000000" w:themeColor="text1"/>
-                <w:lang w:val="es-BO"/>
-              </w:rPr>
-              <w:t>charts), gráficos de radar, mapas de calor y más.</w:t>
+              <w:t>Biblioteca de visualización interactiva. Genera gráficos de barras, barras apiladas al 100%, gráficos circulares (pie charts), gráficos de radar, mapas de calor y más.</w:t>
             </w:r>
           </w:p>
         </w:tc>
@@ -1118,14 +1027,7 @@
                 <w:color w:val="000000" w:themeColor="text1"/>
                 <w:lang w:val="es-BO"/>
               </w:rPr>
-              <w:t>Biblioteca utilizada</w:t>
-            </w:r>
-            <w:r>
-              <w:rPr>
-                <w:color w:val="000000" w:themeColor="text1"/>
-                <w:lang w:val="es-BO"/>
-              </w:rPr>
-              <w:t xml:space="preserve"> para generar la presente documentación en formato Word.</w:t>
+              <w:t>Biblioteca utilizada para generar la presente documentación en formato Word.</w:t>
             </w:r>
           </w:p>
         </w:tc>
@@ -1278,14 +1180,7 @@
           <w:color w:val="000000" w:themeColor="text1"/>
           <w:lang w:val="es-BO"/>
         </w:rPr>
-        <w:t>Para agrupar datos por módulo sin necesidad de verifi</w:t>
-      </w:r>
-      <w:r>
-        <w:rPr>
-          <w:color w:val="000000" w:themeColor="text1"/>
-          <w:lang w:val="es-BO"/>
-        </w:rPr>
-        <w:t>car existencia de claves.</w:t>
+        <w:t>Para agrupar datos por módulo sin necesidad de verificar existencia de claves.</w:t>
       </w:r>
     </w:p>
     <w:p>
@@ -1364,16 +1259,7 @@
           <w:lang w:val="es-BO"/>
         </w:rPr>
         <w:br/>
-        <w:t xml:space="preserve">├── requirements.txt     </w:t>
-      </w:r>
-      <w:r>
-        <w:rPr>
-          <w:rFonts w:ascii="Consolas" w:hAnsi="Consolas"/>
-          <w:color w:val="000000" w:themeColor="text1"/>
-          <w:sz w:val="18"/>
-          <w:lang w:val="es-BO"/>
-        </w:rPr>
-        <w:t xml:space="preserve">     # Dependencias del proyecto</w:t>
+        <w:t>├── requirements.txt          # Dependencias del proyecto</w:t>
       </w:r>
       <w:r>
         <w:rPr>
@@ -1453,16 +1339,7 @@
           <w:sz w:val="18"/>
           <w:lang w:val="es-BO"/>
         </w:rPr>
-        <w:t>. por el Do</w:t>
-      </w:r>
-      <w:r>
-        <w:rPr>
-          <w:rFonts w:ascii="Consolas" w:hAnsi="Consolas"/>
-          <w:color w:val="000000" w:themeColor="text1"/>
-          <w:sz w:val="18"/>
-          <w:lang w:val="es-BO"/>
-        </w:rPr>
-        <w:t>cente/</w:t>
+        <w:t>. por el Docente/</w:t>
       </w:r>
       <w:r>
         <w:rPr>
@@ -1531,6 +1408,15 @@
           <w:sz w:val="18"/>
           <w:lang w:val="es-BO"/>
         </w:rPr>
+        <w:t xml:space="preserve">    *</w:t>
+      </w:r>
+      <w:r>
+        <w:rPr>
+          <w:rFonts w:ascii="Consolas" w:hAnsi="Consolas"/>
+          <w:color w:val="000000" w:themeColor="text1"/>
+          <w:sz w:val="18"/>
+          <w:lang w:val="es-BO"/>
+        </w:rPr>
         <w:br/>
         <w:t xml:space="preserve">│   ├── Facilitador </w:t>
       </w:r>
@@ -1582,8 +1468,28 @@
           <w:sz w:val="18"/>
           <w:lang w:val="es-BO"/>
         </w:rPr>
-        <w:t>. por los Estudiantes/</w:t>
-      </w:r>
+        <w:t>. por los Estudiantes</w:t>
+      </w:r>
+      <w:proofErr w:type="gramStart"/>
+      <w:r>
+        <w:rPr>
+          <w:rFonts w:ascii="Consolas" w:hAnsi="Consolas"/>
+          <w:color w:val="000000" w:themeColor="text1"/>
+          <w:sz w:val="18"/>
+          <w:lang w:val="es-BO"/>
+        </w:rPr>
+        <w:t>/</w:t>
+      </w:r>
+      <w:r>
+        <w:rPr>
+          <w:rFonts w:ascii="Consolas" w:hAnsi="Consolas"/>
+          <w:color w:val="000000" w:themeColor="text1"/>
+          <w:sz w:val="18"/>
+          <w:lang w:val="es-BO"/>
+        </w:rPr>
+        <w:t xml:space="preserve">  *</w:t>
+      </w:r>
+      <w:proofErr w:type="gramEnd"/>
       <w:r>
         <w:rPr>
           <w:rFonts w:ascii="Consolas" w:hAnsi="Consolas"/>
@@ -1642,16 +1548,7 @@
           <w:sz w:val="18"/>
           <w:lang w:val="es-BO"/>
         </w:rPr>
-        <w:t>. p</w:t>
-      </w:r>
-      <w:r>
-        <w:rPr>
-          <w:rFonts w:ascii="Consolas" w:hAnsi="Consolas"/>
-          <w:color w:val="000000" w:themeColor="text1"/>
-          <w:sz w:val="18"/>
-          <w:lang w:val="es-BO"/>
-        </w:rPr>
-        <w:t>or el Facilitador/</w:t>
+        <w:t>. por el Facilitador/</w:t>
       </w:r>
       <w:r>
         <w:rPr>
@@ -1721,14 +1618,7 @@
           <w:color w:val="000000" w:themeColor="text1"/>
           <w:lang w:val="es-BO"/>
         </w:rPr>
-        <w:t xml:space="preserve"> de archivos Excel, hasta el r</w:t>
-      </w:r>
-      <w:r>
-        <w:rPr>
-          <w:color w:val="000000" w:themeColor="text1"/>
-          <w:lang w:val="es-BO"/>
-        </w:rPr>
-        <w:t>enderizado de las páginas y gráficos.</w:t>
+        <w:t xml:space="preserve"> de archivos Excel, hasta el renderizado de las páginas y gráficos.</w:t>
       </w:r>
     </w:p>
     <w:p>
@@ -1792,14 +1682,7 @@
           <w:color w:val="000000" w:themeColor="text1"/>
           <w:lang w:val="es-BO"/>
         </w:rPr>
-        <w:t xml:space="preserve"> run app_completa.py, la aplicación inicia y muestra una interfaz con un menú de navegación en la parte superior que permite alternar entre las cuatro secciones</w:t>
-      </w:r>
-      <w:r>
-        <w:rPr>
-          <w:color w:val="000000" w:themeColor="text1"/>
-          <w:lang w:val="es-BO"/>
-        </w:rPr>
-        <w:t xml:space="preserve"> principales.</w:t>
+        <w:t xml:space="preserve"> run app_completa.py, la aplicación inicia y muestra una interfaz con un menú de navegación en la parte superior que permite alternar entre las cuatro secciones principales.</w:t>
       </w:r>
     </w:p>
     <w:p>
@@ -1860,14 +1743,7 @@
           <w:color w:val="000000" w:themeColor="text1"/>
           <w:lang w:val="es-BO"/>
         </w:rPr>
-        <w:t xml:space="preserve">2. Seleccionar el evaluador correspondiente (las opciones cambian según el tipo </w:t>
-      </w:r>
-      <w:r>
-        <w:rPr>
-          <w:color w:val="000000" w:themeColor="text1"/>
-          <w:lang w:val="es-BO"/>
-        </w:rPr>
-        <w:t>seleccionado).</w:t>
+        <w:t>2. Seleccionar el evaluador correspondiente (las opciones cambian según el tipo seleccionado).</w:t>
       </w:r>
     </w:p>
     <w:p>
@@ -1969,14 +1845,7 @@
           <w:color w:val="000000" w:themeColor="text1"/>
           <w:lang w:val="es-BO"/>
         </w:rPr>
-        <w:t>5. Los resultados se almace</w:t>
-      </w:r>
-      <w:r>
-        <w:rPr>
-          <w:color w:val="000000" w:themeColor="text1"/>
-          <w:lang w:val="es-BO"/>
-        </w:rPr>
-        <w:t xml:space="preserve">nan en </w:t>
+        <w:t xml:space="preserve">5. Los resultados se almacenan en </w:t>
       </w:r>
       <w:proofErr w:type="spellStart"/>
       <w:proofErr w:type="gramStart"/>
@@ -2153,14 +2022,7 @@
           <w:color w:val="000000" w:themeColor="text1"/>
           <w:lang w:val="es-BO"/>
         </w:rPr>
-        <w:t xml:space="preserve"> para efi</w:t>
-      </w:r>
-      <w:r>
-        <w:rPr>
-          <w:color w:val="000000" w:themeColor="text1"/>
-          <w:lang w:val="es-BO"/>
-        </w:rPr>
-        <w:t>ciencia.</w:t>
+        <w:t xml:space="preserve"> para eficiencia.</w:t>
       </w:r>
     </w:p>
     <w:p>
@@ -2224,14 +2086,7 @@
           <w:color w:val="000000" w:themeColor="text1"/>
           <w:lang w:val="es-BO"/>
         </w:rPr>
-        <w:t xml:space="preserve">Para </w:t>
-      </w:r>
-      <w:r>
-        <w:rPr>
-          <w:color w:val="000000" w:themeColor="text1"/>
-          <w:lang w:val="es-BO"/>
-        </w:rPr>
-        <w:t>cada fila de pregunta, extrae los valores de las columnas Excelentes (Sí), Muy Buenos (A veces) y Bueno (No).</w:t>
+        <w:t>Para cada fila de pregunta, extrae los valores de las columnas Excelentes (Sí), Muy Buenos (A veces) y Bueno (No).</w:t>
       </w:r>
     </w:p>
     <w:p>
@@ -2263,14 +2118,7 @@
           <w:color w:val="000000" w:themeColor="text1"/>
           <w:lang w:val="es-BO"/>
         </w:rPr>
-        <w:t>Detecta el inicio de la sección de comentarios cu</w:t>
-      </w:r>
-      <w:r>
-        <w:rPr>
-          <w:color w:val="000000" w:themeColor="text1"/>
-          <w:lang w:val="es-BO"/>
-        </w:rPr>
-        <w:t>ando el texto de la pregunta contiene "observaciones" o "comentarios".</w:t>
+        <w:t>Detecta el inicio de la sección de comentarios cuando el texto de la pregunta contiene "observaciones" o "comentarios".</w:t>
       </w:r>
     </w:p>
     <w:p>
@@ -2349,14 +2197,7 @@
           <w:color w:val="000000" w:themeColor="text1"/>
           <w:lang w:val="es-BO"/>
         </w:rPr>
-        <w:t>Una ve</w:t>
-      </w:r>
-      <w:r>
-        <w:rPr>
-          <w:color w:val="000000" w:themeColor="text1"/>
-          <w:lang w:val="es-BO"/>
-        </w:rPr>
-        <w:t xml:space="preserve">z cargados los datos, el usuario puede navegar entre las páginas de Resultados, Comparación y Diagnóstico General para explorar los datos mediante tablas, gráficos interactivos de </w:t>
+        <w:t xml:space="preserve">Una vez cargados los datos, el usuario puede navegar entre las páginas de Resultados, Comparación y Diagnóstico General para explorar los datos mediante tablas, gráficos interactivos de </w:t>
       </w:r>
       <w:proofErr w:type="spellStart"/>
       <w:r>
@@ -2372,14 +2213,7 @@
           <w:color w:val="000000" w:themeColor="text1"/>
           <w:lang w:val="es-BO"/>
         </w:rPr>
-        <w:t xml:space="preserve"> (barras, barras apiladas, circulares, radar, mapas de calor) y export</w:t>
-      </w:r>
-      <w:r>
-        <w:rPr>
-          <w:color w:val="000000" w:themeColor="text1"/>
-          <w:lang w:val="es-BO"/>
-        </w:rPr>
-        <w:t>ar resultados individuales a CSV.</w:t>
+        <w:t xml:space="preserve"> (barras, barras apiladas, circulares, radar, mapas de calor) y exportar resultados individuales a CSV.</w:t>
       </w:r>
     </w:p>
     <w:p>
@@ -2411,14 +2245,7 @@
           <w:color w:val="000000" w:themeColor="text1"/>
           <w:lang w:val="es-BO"/>
         </w:rPr>
-        <w:t xml:space="preserve">Los archivos Excel deben ser exportados desde la plataforma Moodle en formato .xlsx. La aplicación espera una estructura muy específica basada en el formato de exportación estándar de </w:t>
-      </w:r>
-      <w:r>
-        <w:rPr>
-          <w:color w:val="000000" w:themeColor="text1"/>
-          <w:lang w:val="es-BO"/>
-        </w:rPr>
-        <w:t xml:space="preserve">Moodle. A </w:t>
+        <w:t xml:space="preserve">Los archivos Excel deben ser exportados desde la plataforma Moodle en formato .xlsx. La aplicación espera una estructura muy específica basada en el formato de exportación estándar de Moodle. A </w:t>
       </w:r>
       <w:proofErr w:type="gramStart"/>
       <w:r>
@@ -2642,14 +2469,7 @@
                 <w:color w:val="000000" w:themeColor="text1"/>
                 <w:lang w:val="es-BO"/>
               </w:rPr>
-              <w:t xml:space="preserve">EVALUACIÓN DE LOS </w:t>
-            </w:r>
-            <w:r>
-              <w:rPr>
-                <w:color w:val="000000" w:themeColor="text1"/>
-                <w:lang w:val="es-BO"/>
-              </w:rPr>
-              <w:t>CURSANTES A MÓDULOS DE PROGRAMAS VIRTUALES</w:t>
+              <w:t>EVALUACIÓN DE LOS CURSANTES A MÓDULOS DE PROGRAMAS VIRTUALES</w:t>
             </w:r>
           </w:p>
         </w:tc>
@@ -2987,13 +2807,7 @@
               <w:rPr>
                 <w:color w:val="000000" w:themeColor="text1"/>
               </w:rPr>
-              <w:t xml:space="preserve">GRUPO: </w:t>
-            </w:r>
-            <w:r>
-              <w:rPr>
-                <w:color w:val="000000" w:themeColor="text1"/>
-              </w:rPr>
-              <w:t>&lt;identificador&gt;</w:t>
+              <w:t>GRUPO: &lt;identificador&gt;</w:t>
             </w:r>
           </w:p>
         </w:tc>
@@ -3270,14 +3084,7 @@
                 <w:color w:val="000000" w:themeColor="text1"/>
                 <w:lang w:val="es-BO"/>
               </w:rPr>
-              <w:t xml:space="preserve">Se extrae la </w:t>
-            </w:r>
-            <w:r>
-              <w:rPr>
-                <w:color w:val="000000" w:themeColor="text1"/>
-                <w:lang w:val="es-BO"/>
-              </w:rPr>
-              <w:t>cantidad de respuestas</w:t>
+              <w:t>Se extrae la cantidad de respuestas</w:t>
             </w:r>
           </w:p>
         </w:tc>
@@ -3577,13 +3384,7 @@
               <w:rPr>
                 <w:color w:val="000000" w:themeColor="text1"/>
               </w:rPr>
-              <w:t xml:space="preserve">Uso en </w:t>
-            </w:r>
-            <w:r>
-              <w:rPr>
-                <w:color w:val="000000" w:themeColor="text1"/>
-              </w:rPr>
-              <w:t>el sistema</w:t>
+              <w:t>Uso en el sistema</w:t>
             </w:r>
           </w:p>
         </w:tc>
@@ -4029,14 +3830,7 @@
                 <w:color w:val="000000" w:themeColor="text1"/>
                 <w:lang w:val="es-BO"/>
               </w:rPr>
-              <w:t xml:space="preserve">Se </w:t>
-            </w:r>
-            <w:r>
-              <w:rPr>
-                <w:color w:val="000000" w:themeColor="text1"/>
-                <w:lang w:val="es-BO"/>
-              </w:rPr>
-              <w:t>mapea a "No" (1 punto)</w:t>
+              <w:t>Se mapea a "No" (1 punto)</w:t>
             </w:r>
           </w:p>
         </w:tc>
@@ -4328,14 +4122,7 @@
           <w:color w:val="000000" w:themeColor="text1"/>
           <w:lang w:val="es-BO"/>
         </w:rPr>
-        <w:t xml:space="preserve">Cada pregunta debe estar numerada. El sistema reconoce preguntas que </w:t>
-      </w:r>
-      <w:r>
-        <w:rPr>
-          <w:color w:val="000000" w:themeColor="text1"/>
-          <w:lang w:val="es-BO"/>
-        </w:rPr>
-        <w:t xml:space="preserve">comienzan con un número seguido de punto o </w:t>
+        <w:t xml:space="preserve">Cada pregunta debe estar numerada. El sistema reconoce preguntas que comienzan con un número seguido de punto o </w:t>
       </w:r>
       <w:proofErr w:type="spellStart"/>
       <w:r>
@@ -4398,14 +4185,7 @@
           <w:color w:val="000000" w:themeColor="text1"/>
           <w:lang w:val="es-BO"/>
         </w:rPr>
-        <w:t xml:space="preserve">Los valores numéricos se toman de las columnas C (Excelentes), E (Muy Buenos) y G (Bueno). Los valores deben ser </w:t>
-      </w:r>
-      <w:r>
-        <w:rPr>
-          <w:color w:val="000000" w:themeColor="text1"/>
-          <w:lang w:val="es-BO"/>
-        </w:rPr>
-        <w:t>enteros (conteo de respuestas).</w:t>
+        <w:t>Los valores numéricos se toman de las columnas C (Excelentes), E (Muy Buenos) y G (Bueno). Los valores deben ser enteros (conteo de respuestas).</w:t>
       </w:r>
     </w:p>
     <w:p>
@@ -4436,14 +4216,7 @@
           <w:color w:val="000000" w:themeColor="text1"/>
           <w:lang w:val="es-BO"/>
         </w:rPr>
-        <w:t>Cuando el texto de una pregunta contiene las palabras "observaciones" o "comentarios" (insensible a mayúsculas/minúsculas), se considera el inicio de la sección de comentarios. A partir de ese punto, t</w:t>
-      </w:r>
-      <w:r>
-        <w:rPr>
-          <w:color w:val="000000" w:themeColor="text1"/>
-          <w:lang w:val="es-BO"/>
-        </w:rPr>
-        <w:t>odo el texto en las columnas C en adelante se recolecta como comentarios, filtrando aquellos que coinciden con palabras vacías como:</w:t>
+        <w:t>Cuando el texto de una pregunta contiene las palabras "observaciones" o "comentarios" (insensible a mayúsculas/minúsculas), se considera el inicio de la sección de comentarios. A partir de ese punto, todo el texto en las columnas C en adelante se recolecta como comentarios, filtrando aquellos que coinciden con palabras vacías como:</w:t>
       </w:r>
     </w:p>
     <w:p>
@@ -4474,14 +4247,7 @@
           <w:color w:val="000000" w:themeColor="text1"/>
           <w:lang w:val="es-BO"/>
         </w:rPr>
-        <w:t>, no, si, sin observaciones, sin comentarios, sin novedad, no hay observaciones, no hay come</w:t>
-      </w:r>
-      <w:r>
-        <w:rPr>
-          <w:color w:val="000000" w:themeColor="text1"/>
-          <w:lang w:val="es-BO"/>
-        </w:rPr>
-        <w:t>ntarios, todo bien, todo correcto, bien, ok, ok., excelente, muy bien, bueno, regular, malo</w:t>
+        <w:t>, no, si, sin observaciones, sin comentarios, sin novedad, no hay observaciones, no hay comentarios, todo bien, todo correcto, bien, ok, ok., excelente, muy bien, bueno, regular, malo</w:t>
       </w:r>
     </w:p>
     <w:p>
@@ -4565,14 +4331,7 @@
           <w:color w:val="000000" w:themeColor="text1"/>
           <w:lang w:val="es-BO"/>
         </w:rPr>
-        <w:t>Los metadatos deben usar</w:t>
-      </w:r>
-      <w:r>
-        <w:rPr>
-          <w:color w:val="000000" w:themeColor="text1"/>
-          <w:lang w:val="es-BO"/>
-        </w:rPr>
-        <w:t xml:space="preserve"> el formato CLAVE: valor exactamente como se indica (con dos puntos).</w:t>
+        <w:t>Los metadatos deben usar el formato CLAVE: valor exactamente como se indica (con dos puntos).</w:t>
       </w:r>
     </w:p>
     <w:p>
@@ -4620,14 +4379,7 @@
           <w:color w:val="000000" w:themeColor="text1"/>
           <w:lang w:val="es-BO"/>
         </w:rPr>
-        <w:t>La codificación de caracteres debe ser UTF-8 o Latin-1 (Moodle ex</w:t>
-      </w:r>
-      <w:r>
-        <w:rPr>
-          <w:color w:val="000000" w:themeColor="text1"/>
-          <w:lang w:val="es-BO"/>
-        </w:rPr>
-        <w:t>porta en UTF-8 generalmente).</w:t>
+        <w:t>La codificación de caracteres debe ser UTF-8 o Latin-1 (Moodle exporta en UTF-8 generalmente).</w:t>
       </w:r>
     </w:p>
     <w:p>
@@ -5239,14 +4991,7 @@
           <w:color w:val="000000" w:themeColor="text1"/>
           <w:lang w:val="es-BO"/>
         </w:rPr>
-        <w:t>Cada respuesta se valora en una e</w:t>
-      </w:r>
-      <w:r>
-        <w:rPr>
-          <w:color w:val="000000" w:themeColor="text1"/>
-          <w:lang w:val="es-BO"/>
-        </w:rPr>
-        <w:t>scala de 3 puntos:</w:t>
+        <w:t>Cada respuesta se valora en una escala de 3 puntos:</w:t>
       </w:r>
     </w:p>
     <w:tbl>
@@ -5548,14 +5293,7 @@
           <w:color w:val="000000" w:themeColor="text1"/>
           <w:lang w:val="es-BO"/>
         </w:rPr>
-        <w:t xml:space="preserve">Para cada pregunta, el puntaje se calcula como el promedio </w:t>
-      </w:r>
-      <w:r>
-        <w:rPr>
-          <w:color w:val="000000" w:themeColor="text1"/>
-          <w:lang w:val="es-BO"/>
-        </w:rPr>
-        <w:t>ponderado:</w:t>
+        <w:t>Para cada pregunta, el puntaje se calcula como el promedio ponderado:</w:t>
       </w:r>
     </w:p>
     <w:p>
@@ -5617,14 +5355,7 @@
           <w:color w:val="000000" w:themeColor="text1"/>
           <w:lang w:val="es-BO"/>
         </w:rPr>
-        <w:t>Cada pregunta pertene</w:t>
-      </w:r>
-      <w:r>
-        <w:rPr>
-          <w:color w:val="000000" w:themeColor="text1"/>
-          <w:lang w:val="es-BO"/>
-        </w:rPr>
-        <w:t>ce a una dimensión pedagógica. El puntaje de una dimensión es el promedio simple de los puntajes de todas las preguntas que la componen.</w:t>
+        <w:t>Cada pregunta pertenece a una dimensión pedagógica. El puntaje de una dimensión es el promedio simple de los puntajes de todas las preguntas que la componen.</w:t>
       </w:r>
     </w:p>
     <w:p>
@@ -5655,14 +5386,7 @@
           <w:color w:val="000000" w:themeColor="text1"/>
           <w:lang w:val="es-BO"/>
         </w:rPr>
-        <w:t>El puntaje general de una evaluación es el promedio de todos los puntajes de preguntas o, equivalen</w:t>
-      </w:r>
-      <w:r>
-        <w:rPr>
-          <w:color w:val="000000" w:themeColor="text1"/>
-          <w:lang w:val="es-BO"/>
-        </w:rPr>
-        <w:t>temente, el promedio de los puntajes de todas las dimensiones.</w:t>
+        <w:t>El puntaje general de una evaluación es el promedio de todos los puntajes de preguntas o, equivalentemente, el promedio de los puntajes de todas las dimensiones.</w:t>
       </w:r>
     </w:p>
     <w:p>
@@ -5906,13 +5630,7 @@
         <w:rPr>
           <w:color w:val="000000" w:themeColor="text1"/>
         </w:rPr>
-        <w:t xml:space="preserve">8. Dimensiones </w:t>
-      </w:r>
-      <w:r>
-        <w:rPr>
-          <w:color w:val="000000" w:themeColor="text1"/>
-        </w:rPr>
-        <w:t>Evaluadas por Rol</w:t>
+        <w:t>8. Dimensiones Evaluadas por Rol</w:t>
       </w:r>
     </w:p>
     <w:p>
@@ -6037,14 +5755,7 @@
           <w:color w:val="000000" w:themeColor="text1"/>
           <w:lang w:val="es-BO"/>
         </w:rPr>
-        <w:t>Gestión del tiempo y clima de apre</w:t>
-      </w:r>
-      <w:r>
-        <w:rPr>
-          <w:color w:val="000000" w:themeColor="text1"/>
-          <w:lang w:val="es-BO"/>
-        </w:rPr>
-        <w:t>ndizaje</w:t>
+        <w:t>Gestión del tiempo y clima de aprendizaje</w:t>
       </w:r>
     </w:p>
     <w:p>
@@ -6200,13 +5911,7 @@
         <w:rPr>
           <w:color w:val="000000" w:themeColor="text1"/>
         </w:rPr>
-        <w:t xml:space="preserve">Gestión de recursos y </w:t>
-      </w:r>
-      <w:r>
-        <w:rPr>
-          <w:color w:val="000000" w:themeColor="text1"/>
-        </w:rPr>
-        <w:t>evaluación</w:t>
+        <w:t>Gestión de recursos y evaluación</w:t>
       </w:r>
     </w:p>
     <w:p>
@@ -6353,13 +6058,7 @@
         <w:rPr>
           <w:color w:val="000000" w:themeColor="text1"/>
         </w:rPr>
-        <w:t>Permit</w:t>
-      </w:r>
-      <w:r>
-        <w:rPr>
-          <w:color w:val="000000" w:themeColor="text1"/>
-        </w:rPr>
-        <w:t>e</w:t>
+        <w:t>Permite</w:t>
       </w:r>
       <w:proofErr w:type="spellEnd"/>
       <w:r>
@@ -6446,14 +6145,7 @@
           <w:color w:val="000000" w:themeColor="text1"/>
           <w:lang w:val="es-BO"/>
         </w:rPr>
-        <w:t xml:space="preserve">Visualizar una tabla resumen </w:t>
-      </w:r>
-      <w:r>
-        <w:rPr>
-          <w:color w:val="000000" w:themeColor="text1"/>
-          <w:lang w:val="es-BO"/>
-        </w:rPr>
-        <w:t>con los módulos cargados, incluyendo columnas de: módulo, carrera, docente, respuestas, fecha de inicio, fecha de fin y estado.</w:t>
+        <w:t>Visualizar una tabla resumen con los módulos cargados, incluyendo columnas de: módulo, carrera, docente, respuestas, fecha de inicio, fecha de fin y estado.</w:t>
       </w:r>
     </w:p>
     <w:p>
@@ -6517,14 +6209,7 @@
           <w:lang w:val="es-BO"/>
         </w:rPr>
         <w:lastRenderedPageBreak/>
-        <w:t>Se</w:t>
-      </w:r>
-      <w:r>
-        <w:rPr>
-          <w:color w:val="000000" w:themeColor="text1"/>
-          <w:lang w:val="es-BO"/>
-        </w:rPr>
-        <w:t>leccionar tipo de evaluado, evaluador y módulo mediante menús desplegables.</w:t>
+        <w:t>Seleccionar tipo de evaluado, evaluador y módulo mediante menús desplegables.</w:t>
       </w:r>
     </w:p>
     <w:p>
@@ -6636,14 +6321,7 @@
           <w:color w:val="000000" w:themeColor="text1"/>
           <w:lang w:val="es-BO"/>
         </w:rPr>
-        <w:t xml:space="preserve">Gráfico circular (pie </w:t>
-      </w:r>
-      <w:r>
-        <w:rPr>
-          <w:color w:val="000000" w:themeColor="text1"/>
-          <w:lang w:val="es-BO"/>
-        </w:rPr>
-        <w:t>chart) de la distribución general de respuestas.</w:t>
+        <w:t>Gráfico circular (pie chart) de la distribución general de respuestas.</w:t>
       </w:r>
     </w:p>
     <w:p>
@@ -6738,14 +6416,7 @@
           <w:color w:val="000000" w:themeColor="text1"/>
           <w:lang w:val="es-BO"/>
         </w:rPr>
-        <w:t>Seleccionar tipo de evalu</w:t>
-      </w:r>
-      <w:r>
-        <w:rPr>
-          <w:color w:val="000000" w:themeColor="text1"/>
-          <w:lang w:val="es-BO"/>
-        </w:rPr>
-        <w:t>ado y evaluador.</w:t>
+        <w:t>Seleccionar tipo de evaluado y evaluador.</w:t>
       </w:r>
     </w:p>
     <w:p>
@@ -6825,14 +6496,7 @@
           <w:color w:val="000000" w:themeColor="text1"/>
           <w:lang w:val="es-BO"/>
         </w:rPr>
-        <w:t>Gráfico de rada</w:t>
-      </w:r>
-      <w:r>
-        <w:rPr>
-          <w:color w:val="000000" w:themeColor="text1"/>
-          <w:lang w:val="es-BO"/>
-        </w:rPr>
-        <w:t>r comparativo entre módulos.</w:t>
+        <w:t>Gráfico de radar comparativo entre módulos.</w:t>
       </w:r>
     </w:p>
     <w:p>
@@ -6927,14 +6591,7 @@
           <w:color w:val="000000" w:themeColor="text1"/>
           <w:lang w:val="es-BO"/>
         </w:rPr>
-        <w:t xml:space="preserve">Métrica global: </w:t>
-      </w:r>
-      <w:r>
-        <w:rPr>
-          <w:color w:val="000000" w:themeColor="text1"/>
-          <w:lang w:val="es-BO"/>
-        </w:rPr>
-        <w:t>promedio general de todas las evaluaciones.</w:t>
+        <w:t>Métrica global: promedio general de todas las evaluaciones.</w:t>
       </w:r>
     </w:p>
     <w:p>
@@ -7033,14 +6690,7 @@
           <w:color w:val="000000" w:themeColor="text1"/>
           <w:lang w:val="es-BO"/>
         </w:rPr>
-        <w:t>Análisis de puntajes por dimensión desglosados por</w:t>
-      </w:r>
-      <w:r>
-        <w:rPr>
-          <w:color w:val="000000" w:themeColor="text1"/>
-          <w:lang w:val="es-BO"/>
-        </w:rPr>
-        <w:t xml:space="preserve"> tipo de evaluado.</w:t>
+        <w:t>Análisis de puntajes por dimensión desglosados por tipo de evaluado.</w:t>
       </w:r>
     </w:p>
     <w:p>
@@ -7105,14 +6755,7 @@
           <w:lang w:val="es-BO"/>
         </w:rPr>
         <w:lastRenderedPageBreak/>
-        <w:t>10. Limitaciones y Consideraci</w:t>
-      </w:r>
-      <w:r>
-        <w:rPr>
-          <w:color w:val="000000" w:themeColor="text1"/>
-          <w:lang w:val="es-BO"/>
-        </w:rPr>
-        <w:t>ones</w:t>
+        <w:t>10. Limitaciones y Consideraciones</w:t>
       </w:r>
     </w:p>
     <w:p>
@@ -7151,14 +6794,7 @@
           <w:color w:val="000000" w:themeColor="text1"/>
           <w:lang w:val="es-BO"/>
         </w:rPr>
-        <w:t>Escala reducida: Aunque Moodle exporta 5 niveles (Excelentes, Muy Buenos, Bueno, Regular, Insuficiente), el sistema solo utiliza los 3 primeros. Las columnas Regular e Insuficiente siempre se ignoran porque los archivo</w:t>
-      </w:r>
-      <w:r>
-        <w:rPr>
-          <w:color w:val="000000" w:themeColor="text1"/>
-          <w:lang w:val="es-BO"/>
-        </w:rPr>
-        <w:t>s de muestra no contienen valores en esas columnas.</w:t>
+        <w:t>Escala reducida: Aunque Moodle exporta 5 niveles (Excelentes, Muy Buenos, Bueno, Regular, Insuficiente), el sistema solo utiliza los 3 primeros. Las columnas Regular e Insuficiente siempre se ignoran porque los archivos de muestra no contienen valores en esas columnas.</w:t>
       </w:r>
     </w:p>
     <w:p>
@@ -7206,14 +6842,7 @@
           <w:color w:val="000000" w:themeColor="text1"/>
           <w:lang w:val="es-BO"/>
         </w:rPr>
-        <w:t xml:space="preserve">. Al recargar la página o cerrar el navegador, todos los datos cargados se pierden. No hay persistencia en base de datos ni en </w:t>
-      </w:r>
-      <w:r>
-        <w:rPr>
-          <w:color w:val="000000" w:themeColor="text1"/>
-          <w:lang w:val="es-BO"/>
-        </w:rPr>
-        <w:t>disco.</w:t>
+        <w:t>. Al recargar la página o cerrar el navegador, todos los datos cargados se pierden. No hay persistencia en base de datos ni en disco.</w:t>
       </w:r>
     </w:p>
     <w:p>
@@ -7286,14 +6915,7 @@
           <w:color w:val="000000" w:themeColor="text1"/>
           <w:lang w:val="es-BO"/>
         </w:rPr>
-        <w:t>() que es sensible a espa</w:t>
-      </w:r>
-      <w:r>
-        <w:rPr>
-          <w:color w:val="000000" w:themeColor="text1"/>
-          <w:lang w:val="es-BO"/>
-        </w:rPr>
-        <w:t>cios en blanco adicionales. Un espacio extra después de los dos puntos ("CARRERA: " vs "CARRERA:") podría romper la extracción.</w:t>
+        <w:t>() que es sensible a espacios en blanco adicionales. Un espacio extra después de los dos puntos ("CARRERA: " vs "CARRERA:") podría romper la extracción.</w:t>
       </w:r>
     </w:p>
     <w:p>
@@ -7316,14 +6938,7 @@
           <w:color w:val="000000" w:themeColor="text1"/>
           <w:lang w:val="es-BO"/>
         </w:rPr>
-        <w:t xml:space="preserve">Límite de preguntas: Si un archivo contiene más preguntas que el máximo configurado para ese tipo de evaluado, las preguntas </w:t>
-      </w:r>
-      <w:r>
-        <w:rPr>
-          <w:color w:val="000000" w:themeColor="text1"/>
-          <w:lang w:val="es-BO"/>
-        </w:rPr>
-        <w:t>excedentes se descartan silenciosamente sin notificación al usuario.</w:t>
+        <w:t>Límite de preguntas: Si un archivo contiene más preguntas que el máximo configurado para ese tipo de evaluado, las preguntas excedentes se descartan silenciosamente sin notificación al usuario.</w:t>
       </w:r>
     </w:p>
     <w:p>
@@ -7401,14 +7016,7 @@
           <w:color w:val="000000" w:themeColor="text1"/>
           <w:lang w:val="es-BO"/>
         </w:rPr>
-        <w:t>Filtro de comen</w:t>
-      </w:r>
-      <w:r>
-        <w:rPr>
-          <w:color w:val="000000" w:themeColor="text1"/>
-          <w:lang w:val="es-BO"/>
-        </w:rPr>
-        <w:t>tarios limitado: La lista de stop-</w:t>
+        <w:t>Filtro de comentarios limitado: La lista de stop-</w:t>
       </w:r>
       <w:proofErr w:type="spellStart"/>
       <w:r>
@@ -7447,14 +7055,7 @@
           <w:color w:val="000000" w:themeColor="text1"/>
           <w:lang w:val="es-BO"/>
         </w:rPr>
-        <w:t>Una sola hoja: Solo se procesa la hoja activa del a</w:t>
-      </w:r>
-      <w:r>
-        <w:rPr>
-          <w:color w:val="000000" w:themeColor="text1"/>
-          <w:lang w:val="es-BO"/>
-        </w:rPr>
-        <w:t>rchivo Excel. Archivos con múltiples hojas no se procesan completamente.</w:t>
+        <w:t>Una sola hoja: Solo se procesa la hoja activa del archivo Excel. Archivos con múltiples hojas no se procesan completamente.</w:t>
       </w:r>
     </w:p>
     <w:p>
@@ -7502,14 +7103,7 @@
           <w:color w:val="000000" w:themeColor="text1"/>
           <w:lang w:val="es-BO"/>
         </w:rPr>
-        <w:t xml:space="preserve">) oculta silenciosamente errores de </w:t>
-      </w:r>
-      <w:r>
-        <w:rPr>
-          <w:color w:val="000000" w:themeColor="text1"/>
-          <w:lang w:val="es-BO"/>
-        </w:rPr>
-        <w:t>conversión de tipos.</w:t>
+        <w:t>) oculta silenciosamente errores de conversión de tipos.</w:t>
       </w:r>
     </w:p>
     <w:p>
@@ -7660,14 +7254,7 @@
           <w:color w:val="000000" w:themeColor="text1"/>
           <w:lang w:val="es-BO"/>
         </w:rPr>
-        <w:t>Los gráficos de radar tienen escalas fijas [0,</w:t>
-      </w:r>
-      <w:r>
-        <w:rPr>
-          <w:color w:val="000000" w:themeColor="text1"/>
-          <w:lang w:val="es-BO"/>
-        </w:rPr>
-        <w:t xml:space="preserve"> 3] y etiquetas </w:t>
+        <w:t xml:space="preserve">Los gráficos de radar tienen escalas fijas [0, 3] y etiquetas </w:t>
       </w:r>
       <w:proofErr w:type="spellStart"/>
       <w:r>
@@ -7779,14 +7366,7 @@
           <w:color w:val="000000" w:themeColor="text1"/>
           <w:lang w:val="es-BO"/>
         </w:rPr>
-        <w:t>Validar los archivos Excel antes de procesarlos:</w:t>
-      </w:r>
-      <w:r>
-        <w:rPr>
-          <w:color w:val="000000" w:themeColor="text1"/>
-          <w:lang w:val="es-BO"/>
-        </w:rPr>
-        <w:t xml:space="preserve"> verificar que tengan la estructura esperada, que los encabezados coincidan y que los datos no estén corruptos.</w:t>
+        <w:t>Validar los archivos Excel antes de procesarlos: verificar que tengan la estructura esperada, que los encabezados coincidan y que los datos no estén corruptos.</w:t>
       </w:r>
     </w:p>
     <w:p>
@@ -7832,14 +7412,7 @@
           <w:color w:val="000000" w:themeColor="text1"/>
           <w:lang w:val="es-BO"/>
         </w:rPr>
-        <w:t>Implemen</w:t>
-      </w:r>
-      <w:r>
-        <w:rPr>
-          <w:color w:val="000000" w:themeColor="text1"/>
-          <w:lang w:val="es-BO"/>
-        </w:rPr>
-        <w:t>tar exportación de datos en las páginas de Comparación y Diagnóstico General.</w:t>
+        <w:t>Implementar exportación de datos en las páginas de Comparación y Diagnóstico General.</w:t>
       </w:r>
     </w:p>
     <w:p>
@@ -7901,14 +7474,7 @@
           <w:color w:val="000000" w:themeColor="text1"/>
           <w:lang w:val="es-BO"/>
         </w:rPr>
-        <w:t xml:space="preserve"> de metadatos usando expresiones regulares más robust</w:t>
-      </w:r>
-      <w:r>
-        <w:rPr>
-          <w:color w:val="000000" w:themeColor="text1"/>
-          <w:lang w:val="es-BO"/>
-        </w:rPr>
-        <w:t xml:space="preserve">as en lugar de </w:t>
+        <w:t xml:space="preserve"> de metadatos usando expresiones regulares más robustas en lugar de </w:t>
       </w:r>
       <w:proofErr w:type="spellStart"/>
       <w:proofErr w:type="gramStart"/>
@@ -7979,14 +7545,7 @@
           <w:color w:val="000000" w:themeColor="text1"/>
           <w:lang w:val="es-BO"/>
         </w:rPr>
-        <w:t>Externalizar la configuración (tipos de evaluación, dimensiones, colores) a un archivo JSON o YAML para facilitar la personalización sin modificar</w:t>
-      </w:r>
-      <w:r>
-        <w:rPr>
-          <w:color w:val="000000" w:themeColor="text1"/>
-          <w:lang w:val="es-BO"/>
-        </w:rPr>
-        <w:t xml:space="preserve"> código.</w:t>
+        <w:t>Externalizar la configuración (tipos de evaluación, dimensiones, colores) a un archivo JSON o YAML para facilitar la personalización sin modificar código.</w:t>
       </w:r>
     </w:p>
     <w:p>
@@ -8565,11 +8124,6 @@
     <w:lsdException w:name="Book Title" w:uiPriority="33" w:qFormat="1"/>
     <w:lsdException w:name="Bibliography" w:semiHidden="1" w:uiPriority="37" w:unhideWhenUsed="1"/>
     <w:lsdException w:name="TOC Heading" w:semiHidden="1" w:uiPriority="39" w:unhideWhenUsed="1" w:qFormat="1"/>
-    <w:lsdException w:name="Plain Table 5" w:semiHidden="1" w:unhideWhenUsed="1"/>
-    <w:lsdException w:name="Grid Table Light" w:semiHidden="1" w:unhideWhenUsed="1"/>
-    <w:lsdException w:name="Grid Table 1 Light" w:semiHidden="1" w:unhideWhenUsed="1"/>
-    <w:lsdException w:name="Grid Table 2" w:semiHidden="1" w:unhideWhenUsed="1"/>
-    <w:lsdException w:name="Grid Table 3" w:semiHidden="1" w:unhideWhenUsed="1"/>
     <w:lsdException w:name="Grid Table 4" w:uiPriority="49"/>
     <w:lsdException w:name="Grid Table 5 Dark" w:uiPriority="50"/>
     <w:lsdException w:name="Grid Table 6 Colorful" w:uiPriority="51"/>
